--- a/보관본/러시아 인권변호사/Word/3부/3부_7화_다리야의_실종.docx
+++ b/보관본/러시아 인권변호사/Word/3부/3부_7화_다리야의_실종.docx
@@ -640,7 +640,7 @@
           <w:i w:val="0"/>
           <w:sz w:val="22"/>
         </w:rPr>
-        <w:t>Алексей, я знаю этого человека полтора года. Он ни разу меня не подвёл. Если бы хотел сдать — сдал бы давно.</w:t>
+        <w:t>Именно сейчас, Алексей. Такие окна не открываются дважды. Он может передумать через час.</w:t>
       </w:r>
     </w:p>
     <w:p>
@@ -654,7 +654,7 @@
           <w:i w:val="0"/>
           <w:sz w:val="22"/>
         </w:rPr>
-        <w:t xml:space="preserve">Лёша: </w:t>
+        <w:t xml:space="preserve">Дарья: </w:t>
       </w:r>
       <w:r>
         <w:rPr>
@@ -663,7 +663,7 @@
           <w:i w:val="0"/>
           <w:sz w:val="22"/>
         </w:rPr>
-        <w:t>Люди меняются. Или их меняют.</w:t>
+        <w:t>Алексей, я знаю этого человека полтора года. Он ни разу меня не подвёл. Если бы хотел сдать — сдал бы давно.</w:t>
       </w:r>
     </w:p>
     <w:p>
@@ -677,7 +677,7 @@
           <w:i w:val="0"/>
           <w:sz w:val="22"/>
         </w:rPr>
-        <w:t xml:space="preserve">Дарья: </w:t>
+        <w:t xml:space="preserve">Лёша: </w:t>
       </w:r>
       <w:r>
         <w:rPr>
@@ -686,7 +686,7 @@
           <w:i w:val="0"/>
           <w:sz w:val="22"/>
         </w:rPr>
-        <w:t>Знаю. Поэтому встреча в людном месте, я на своей машине, и ты будешь знать район.</w:t>
+        <w:t>Люди меняются. Или их меняют.</w:t>
       </w:r>
     </w:p>
     <w:p>
@@ -709,7 +709,7 @@
           <w:i w:val="0"/>
           <w:sz w:val="22"/>
         </w:rPr>
-        <w:t>Именно сейчас, Алексей. Такие окна не открываются дважды. Он может передумать через час.</w:t>
+        <w:t>Знаю. Поэтому встреча в людном месте, я на своей машине, и ты будешь знать район.</w:t>
       </w:r>
     </w:p>
     <w:p>
@@ -916,21 +916,7 @@
           <w:i w:val="0"/>
           <w:sz w:val="22"/>
         </w:rPr>
-        <w:t>Катя, позвони её волонтёру. Тому, что возил её всю неделю.</w:t>
-      </w:r>
-    </w:p>
-    <w:p>
-      <w:pPr>
-        <w:spacing w:before="0" w:after="110" w:line="300" w:lineRule="auto"/>
-      </w:pPr>
-      <w:r>
-        <w:rPr>
-          <w:rFonts w:ascii="Times New Roman" w:hAnsi="Times New Roman" w:eastAsia="Malgun Gothic"/>
-          <w:b/>
-          <w:i w:val="0"/>
-          <w:sz w:val="22"/>
-        </w:rPr>
-        <w:t xml:space="preserve">Катя: </w:t>
+        <w:t xml:space="preserve">У неё всегда с собой запасной аккумулятор, она в этом смысле параноик — в хорошем смысле. </w:t>
       </w:r>
       <w:r>
         <w:rPr>
@@ -940,7 +926,7 @@
           <w:color w:val="555555"/>
           <w:sz w:val="22"/>
         </w:rPr>
-        <w:t>(набирает, слушает)</w:t>
+        <w:t>(пауза, голос дрожит)</w:t>
       </w:r>
       <w:r>
         <w:rPr>
@@ -949,7 +935,7 @@
           <w:i w:val="0"/>
           <w:sz w:val="22"/>
         </w:rPr>
-        <w:t xml:space="preserve"> Говорит, она сегодня утром отказалась от машины. Сказала — поедет сама, на своей, так надо.</w:t>
+        <w:t xml:space="preserve"> Что-то не так, Катя.</w:t>
       </w:r>
     </w:p>
     <w:p>
@@ -964,6 +950,29 @@
           <w:sz w:val="22"/>
         </w:rPr>
         <w:t xml:space="preserve">Лёша: </w:t>
+      </w:r>
+      <w:r>
+        <w:rPr>
+          <w:rFonts w:ascii="Times New Roman" w:hAnsi="Times New Roman" w:eastAsia="Malgun Gothic"/>
+          <w:b w:val="0"/>
+          <w:i w:val="0"/>
+          <w:sz w:val="22"/>
+        </w:rPr>
+        <w:t>Катя, позвони её волонтёру. Тому, что возил её всю неделю.</w:t>
+      </w:r>
+    </w:p>
+    <w:p>
+      <w:pPr>
+        <w:spacing w:before="0" w:after="110" w:line="300" w:lineRule="auto"/>
+      </w:pPr>
+      <w:r>
+        <w:rPr>
+          <w:rFonts w:ascii="Times New Roman" w:hAnsi="Times New Roman" w:eastAsia="Malgun Gothic"/>
+          <w:b/>
+          <w:i w:val="0"/>
+          <w:sz w:val="22"/>
+        </w:rPr>
+        <w:t xml:space="preserve">Катя: </w:t>
       </w:r>
       <w:r>
         <w:rPr>
@@ -973,7 +982,7 @@
           <w:color w:val="555555"/>
           <w:sz w:val="22"/>
         </w:rPr>
-        <w:t>(глухо)</w:t>
+        <w:t>(набирает, слушает)</w:t>
       </w:r>
       <w:r>
         <w:rPr>
@@ -982,7 +991,7 @@
           <w:i w:val="0"/>
           <w:sz w:val="22"/>
         </w:rPr>
-        <w:t xml:space="preserve"> Так захотел источник. Чтобы никого рядом.</w:t>
+        <w:t xml:space="preserve"> Говорит, она сегодня утром отказалась от машины. Сказала — поедет сама, на своей, так надо.</w:t>
       </w:r>
     </w:p>
     <w:p>
@@ -997,15 +1006,6 @@
           <w:sz w:val="22"/>
         </w:rPr>
         <w:t xml:space="preserve">Лёша: </w:t>
-      </w:r>
-      <w:r>
-        <w:rPr>
-          <w:rFonts w:ascii="Times New Roman" w:hAnsi="Times New Roman" w:eastAsia="Malgun Gothic"/>
-          <w:b w:val="0"/>
-          <w:i w:val="0"/>
-          <w:sz w:val="22"/>
-        </w:rPr>
-        <w:t xml:space="preserve">У неё всегда с собой запасной аккумулятор, она в этом смысле параноик — в хорошем смысле. </w:t>
       </w:r>
       <w:r>
         <w:rPr>
@@ -1015,7 +1015,7 @@
           <w:color w:val="555555"/>
           <w:sz w:val="22"/>
         </w:rPr>
-        <w:t>(пауза, голос дрожит)</w:t>
+        <w:t>(глухо)</w:t>
       </w:r>
       <w:r>
         <w:rPr>
@@ -1024,7 +1024,7 @@
           <w:i w:val="0"/>
           <w:sz w:val="22"/>
         </w:rPr>
-        <w:t xml:space="preserve"> Что-то не так, Катя.</w:t>
+        <w:t xml:space="preserve"> Так захотел источник. Чтобы никого рядом.</w:t>
       </w:r>
     </w:p>
     <w:p>

--- a/보관본/러시아 인권변호사/Word/3부/3부_7화_다리야의_실종.docx
+++ b/보관본/러시아 인권변호사/Word/3부/3부_7화_다리야의_실종.docx
@@ -525,7 +525,7 @@
           <w:i w:val="0"/>
           <w:sz w:val="22"/>
         </w:rPr>
-        <w:t xml:space="preserve"> Дарья, статья вышла. Ты справилась. Горжусь тобой безумно.</w:t>
+        <w:t xml:space="preserve"> Даша, статья вышла. Ты справилась. Горжусь тобой безумно.</w:t>
       </w:r>
     </w:p>
     <w:p>
@@ -548,7 +548,7 @@
           <w:i w:val="0"/>
           <w:sz w:val="22"/>
         </w:rPr>
-        <w:t>Спасибо, Алексей. Честно, до сих пор не до конца верю, что это случилось.</w:t>
+        <w:t>Спасибо, Лёша. Честно, до сих пор не до конца верю, что это случилось.</w:t>
       </w:r>
     </w:p>
     <w:p>

--- a/보관본/러시아 인권변호사/Word/3부/3부_7화_다리야의_실종.docx
+++ b/보관본/러시아 인권변호사/Word/3부/3부_7화_다리야의_실종.docx
@@ -36,7 +36,7 @@
           <w:i w:val="0"/>
           <w:sz w:val="22"/>
         </w:rPr>
-        <w:t>다리야 볼코바(탐사기자) / 알렉세이 “료샤” 오를로프(주지사 후보) / 카탸 리시나(참모) / 레프 아르카디예비치 랴잔체프(편집장) / 수사관 올레그 마르첸코 / 파벨 그리신(전화) / 아나톨리 빅토로비치 그레벤시코프(당 공동 창당자, 전화) / 안나 오를로바(료샤의 어머니, 전화) / 기자(기자회견장) / 주 행정부 대변인(텔레비전)</w:t>
+        <w:t>다리야 볼코바(탐사기자) / 알렉세이 “료샤” 오를로프(주지사 후보) / 카탸 리시나(참모) / 레프 아르카디예비치 랴잔체프(편집장) / 수사관 콘스탄틴 마르첸코 / 파벨 그리신(전화) / 아나톨리 빅토로비치 그레벤시코프(당 공동 창당자, 전화) / 안나 오를로바(료샤의 어머니, 전화) / 기자(기자회견장) / 주 행정부 대변인(텔레비전)</w:t>
       </w:r>
     </w:p>
     <w:p>
